--- a/diagram/samples/cicd.docx
+++ b/diagram/samples/cicd.docx
@@ -27,7 +27,7 @@
       <w:r>
         <w:drawing>
           <wp:inline xmlns:a="http://schemas.openxmlformats.org/drawingml/2006/main" xmlns:pic="http://schemas.openxmlformats.org/drawingml/2006/picture">
-            <wp:extent cx="5943600" cy="1913491"/>
+            <wp:extent cx="5943600" cy="1948818"/>
             <wp:docPr id="1" name="Picture 1"/>
             <wp:cNvGraphicFramePr>
               <a:graphicFrameLocks noChangeAspect="1"/>
@@ -48,7 +48,7 @@
                   <pic:spPr>
                     <a:xfrm>
                       <a:off x="0" y="0"/>
-                      <a:ext cx="5943600" cy="1913491"/>
+                      <a:ext cx="5943600" cy="1948818"/>
                     </a:xfrm>
                     <a:prstGeom prst="rect"/>
                   </pic:spPr>
@@ -78,7 +78,7 @@
           <w:color w:val="606A78"/>
           <w:sz w:val="18"/>
         </w:rPr>
-        <w:t>CI/CD Pipeline — Commit to Production</w:t>
+        <w:t>CI/CD Pipeline: Commit to Production</w:t>
       </w:r>
     </w:p>
     <w:p>
@@ -94,7 +94,7 @@
         <w:t>Kubernetes Cluster</w:t>
       </w:r>
       <w:r>
-        <w:t xml:space="preserve"> — network boundary, badged k8s (K8S) spanning the tiers it encloses</w:t>
+        <w:t>: network boundary, badged k8s (K8S) spanning the tiers it encloses</w:t>
       </w:r>
     </w:p>
     <w:p>
@@ -110,7 +110,7 @@
         <w:t>app repo (Git)</w:t>
       </w:r>
       <w:r>
-        <w:t xml:space="preserve"> — github (ONPREM) in Source; connects to build + test + scan</w:t>
+        <w:t>: github (ONPREM) in Source; connects to build + test + scan</w:t>
       </w:r>
     </w:p>
     <w:p>
@@ -126,7 +126,7 @@
         <w:t>build + test + scan</w:t>
       </w:r>
       <w:r>
-        <w:t xml:space="preserve"> — github actions (ONPREM) in CI; push image to Amazon ECR, write tag to config repo</w:t>
+        <w:t>: github actions (ONPREM) in CI; push image to Amazon ECR, write tag to config repo</w:t>
       </w:r>
     </w:p>
     <w:p>
@@ -142,7 +142,7 @@
         <w:t>Amazon ECR</w:t>
       </w:r>
       <w:r>
-        <w:t xml:space="preserve"> — ec2 container registry (AWS) in Registry; connects to Argo CD</w:t>
+        <w:t>: ec2 container registry (AWS) in Registry; connects to Argo CD</w:t>
       </w:r>
     </w:p>
     <w:p>
@@ -158,7 +158,7 @@
         <w:t>config repo</w:t>
       </w:r>
       <w:r>
-        <w:t xml:space="preserve"> — github (ONPREM) in Registry</w:t>
+        <w:t>: github (ONPREM) in Registry</w:t>
       </w:r>
     </w:p>
     <w:p>
@@ -174,7 +174,7 @@
         <w:t>Argo CD</w:t>
       </w:r>
       <w:r>
-        <w:t xml:space="preserve"> — argocd (ONPREM) in CD; publishes pull / reconcile to config repo, apply to EKS blue/green</w:t>
+        <w:t>: argocd (ONPREM) in CD; publishes pull / reconcile to config repo, apply to EKS blue/green</w:t>
       </w:r>
     </w:p>
     <w:p>
@@ -190,7 +190,7 @@
         <w:t>EKS blue/green</w:t>
       </w:r>
       <w:r>
-        <w:t xml:space="preserve"> — elastic kubernetes service (AWS) in Runtime</w:t>
+        <w:t>: elastic kubernetes service (AWS) in Runtime</w:t>
       </w:r>
     </w:p>
     <w:sectPr>
